--- a/notes_15May2023.docx
+++ b/notes_15May2023.docx
@@ -435,6 +435,72 @@
       </w:r>
     </w:p>
     <w:p/>
+    <w:p>
+      <w:proofErr w:type="spellStart"/>
+      <w:r>
+        <w:t>Munish</w:t>
+      </w:r>
+      <w:proofErr w:type="spellEnd"/>
+      <w:r>
+        <w:t xml:space="preserve"> presents the Testing concepts now.</w:t>
+      </w:r>
+    </w:p>
+    <w:p>
+      <w:r>
+        <w:lastRenderedPageBreak/>
+        <w:t>Verification vs Validation</w:t>
+      </w:r>
+    </w:p>
+    <w:p>
+      <w:r>
+        <w:t>Quality Assurance</w:t>
+      </w:r>
+    </w:p>
+    <w:p>
+      <w:r>
+        <w:t>Quality Control</w:t>
+      </w:r>
+    </w:p>
+    <w:p>
+      <w:r>
+        <w:t>Black Box or Functional Testing</w:t>
+      </w:r>
+    </w:p>
+    <w:p>
+      <w:r>
+        <w:t>Grey box</w:t>
+      </w:r>
+    </w:p>
+    <w:p>
+      <w:r>
+        <w:t>White Box</w:t>
+      </w:r>
+    </w:p>
+    <w:p>
+      <w:r>
+        <w:t>Unit testing</w:t>
+      </w:r>
+    </w:p>
+    <w:p>
+      <w:r>
+        <w:t>Integration testing</w:t>
+      </w:r>
+    </w:p>
+    <w:p>
+      <w:r>
+        <w:t>Regression testing</w:t>
+      </w:r>
+    </w:p>
+    <w:p>
+      <w:r>
+        <w:t>Acceptance testing</w:t>
+      </w:r>
+    </w:p>
+    <w:p>
+      <w:r>
+        <w:t>System testing</w:t>
+      </w:r>
+    </w:p>
     <w:p/>
     <w:sectPr>
       <w:pgSz w:w="11906" w:h="16838"/>

--- a/notes_15May2023.docx
+++ b/notes_15May2023.docx
@@ -497,9 +497,75 @@
       </w:r>
     </w:p>
     <w:p>
+      <w:pPr>
+        <w:pBdr>
+          <w:bottom w:val="single" w:sz="6" w:space="1" w:color="auto"/>
+        </w:pBdr>
+      </w:pPr>
       <w:r>
         <w:t>System testing</w:t>
       </w:r>
+    </w:p>
+    <w:p>
+      <w:proofErr w:type="spellStart"/>
+      <w:r>
+        <w:t>Prograd</w:t>
+      </w:r>
+      <w:proofErr w:type="spellEnd"/>
+      <w:r>
+        <w:t xml:space="preserve"> Feedback </w:t>
+      </w:r>
+      <w:proofErr w:type="gramStart"/>
+      <w:r>
+        <w:t>link:-</w:t>
+      </w:r>
+      <w:proofErr w:type="gramEnd"/>
+    </w:p>
+    <w:p/>
+    <w:p>
+      <w:pPr>
+        <w:rPr>
+          <w:rFonts w:ascii="Helvetica" w:hAnsi="Helvetica" w:cs="Helvetica"/>
+          <w:color w:val="1D2228"/>
+          <w:sz w:val="20"/>
+          <w:szCs w:val="20"/>
+          <w:shd w:val="clear" w:color="auto" w:fill="FFFFFF"/>
+        </w:rPr>
+      </w:pPr>
+      <w:hyperlink r:id="rId6" w:history="1">
+        <w:r>
+          <w:rPr>
+            <w:rStyle w:val="Hyperlink"/>
+            <w:rFonts w:ascii="Helvetica" w:hAnsi="Helvetica" w:cs="Helvetica"/>
+            <w:sz w:val="20"/>
+            <w:szCs w:val="20"/>
+            <w:shd w:val="clear" w:color="auto" w:fill="FFFFFF"/>
+          </w:rPr>
+          <w:t>https://forms.gle/r9p5PrMWPKt1rnaH6</w:t>
+        </w:r>
+      </w:hyperlink>
+    </w:p>
+    <w:p>
+      <w:pPr>
+        <w:rPr>
+          <w:rFonts w:ascii="Helvetica" w:hAnsi="Helvetica" w:cs="Helvetica"/>
+          <w:color w:val="1D2228"/>
+          <w:sz w:val="20"/>
+          <w:szCs w:val="20"/>
+          <w:shd w:val="clear" w:color="auto" w:fill="FFFFFF"/>
+        </w:rPr>
+      </w:pPr>
+    </w:p>
+    <w:p>
+      <w:pPr>
+        <w:rPr>
+          <w:rFonts w:ascii="Helvetica" w:hAnsi="Helvetica" w:cs="Helvetica"/>
+          <w:color w:val="1D2228"/>
+          <w:sz w:val="20"/>
+          <w:szCs w:val="20"/>
+          <w:shd w:val="clear" w:color="auto" w:fill="FFFFFF"/>
+        </w:rPr>
+      </w:pPr>
     </w:p>
     <w:p/>
     <w:sectPr>
